--- a/src/Tests/Inputs/letters/07/input.docx
+++ b/src/Tests/Inputs/letters/07/input.docx
@@ -1,6 +1,6 @@
 
 <file path=word/document.xml><?xml version="1.0" encoding="utf-8"?>
-<w:document xmlns:wpc="http://schemas.microsoft.com/office/word/2010/wordprocessingCanvas" xmlns:cx="http://schemas.microsoft.com/office/drawing/2014/chartex" xmlns:cx1="http://schemas.microsoft.com/office/drawing/2015/9/8/chartex" xmlns:cx2="http://schemas.microsoft.com/office/drawing/2015/10/21/chartex" xmlns:cx3="http://schemas.microsoft.com/office/drawing/2016/5/9/chartex" xmlns:cx4="http://schemas.microsoft.com/office/drawing/2016/5/10/chartex" xmlns:cx5="http://schemas.microsoft.com/office/drawing/2016/5/11/chartex" xmlns:cx6="http://schemas.microsoft.com/office/drawing/2016/5/12/chartex" xmlns:cx7="http://schemas.microsoft.com/office/drawing/2016/5/13/chartex" xmlns:cx8="http://schemas.microsoft.com/office/drawing/2016/5/14/chartex" xmlns:mc="http://schemas.openxmlformats.org/markup-compatibility/2006" xmlns:aink="http://schemas.microsoft.com/office/drawing/2016/ink" xmlns:am3d="http://schemas.microsoft.com/office/drawing/2017/model3d" xmlns:o="urn:schemas-microsoft-com:office:office" xmlns:oel="http://schemas.microsoft.com/office/2019/extlst" xmlns:r="http://schemas.openxmlformats.org/officeDocument/2006/relationships" xmlns:m="http://schemas.openxmlformats.org/officeDocument/2006/math" xmlns:v="urn:schemas-microsoft-com:vml" xmlns:wp14="http://schemas.microsoft.com/office/word/2010/wordprocessingDrawing" xmlns:wp="http://schemas.openxmlformats.org/drawingml/2006/wordprocessingDrawing" xmlns:w10="urn:schemas-microsoft-com:office:word" xmlns:w="http://schemas.openxmlformats.org/wordprocessingml/2006/main" xmlns:w14="http://schemas.microsoft.com/office/word/2010/wordml" xmlns:w15="http://schemas.microsoft.com/office/word/2012/wordml" xmlns:w16cex="http://schemas.microsoft.com/office/word/2018/wordml/cex" xmlns:w16cid="http://schemas.microsoft.com/office/word/2016/wordml/cid" xmlns:w16="http://schemas.microsoft.com/office/word/2018/wordml" xmlns:w16du="http://schemas.microsoft.com/office/word/2023/wordml/word16du" xmlns:w16sdtdh="http://schemas.microsoft.com/office/word/2020/wordml/sdtdatahash" xmlns:w16sdtfl="http://schemas.microsoft.com/office/word/2024/wordml/sdtformatlock" xmlns:w16se="http://schemas.microsoft.com/office/word/2015/wordml/symex" xmlns:wpg="http://schemas.microsoft.com/office/word/2010/wordprocessingGroup" xmlns:wpi="http://schemas.microsoft.com/office/word/2010/wordprocessingInk" xmlns:wne="http://schemas.microsoft.com/office/word/2006/wordml" xmlns:wps="http://schemas.microsoft.com/office/word/2010/wordprocessingShape" mc:Ignorable="w14 w15 w16se w16cid w16 w16cex w16sdtdh w16sdtfl w16du wp14">
+<w:document xmlns:a="http://schemas.openxmlformats.org/drawingml/2006/main" xmlns:a16="http://schemas.microsoft.com/office/drawing/2014/main" xmlns:adec="http://schemas.microsoft.com/office/drawing/2017/decorative" xmlns:wpc="http://schemas.microsoft.com/office/word/2010/wordprocessingCanvas" xmlns:cx="http://schemas.microsoft.com/office/drawing/2014/chartex" xmlns:cx1="http://schemas.microsoft.com/office/drawing/2015/9/8/chartex" xmlns:cx2="http://schemas.microsoft.com/office/drawing/2015/10/21/chartex" xmlns:cx3="http://schemas.microsoft.com/office/drawing/2016/5/9/chartex" xmlns:cx4="http://schemas.microsoft.com/office/drawing/2016/5/10/chartex" xmlns:cx5="http://schemas.microsoft.com/office/drawing/2016/5/11/chartex" xmlns:cx6="http://schemas.microsoft.com/office/drawing/2016/5/12/chartex" xmlns:cx7="http://schemas.microsoft.com/office/drawing/2016/5/13/chartex" xmlns:cx8="http://schemas.microsoft.com/office/drawing/2016/5/14/chartex" xmlns:mc="http://schemas.openxmlformats.org/markup-compatibility/2006" xmlns:aink="http://schemas.microsoft.com/office/drawing/2016/ink" xmlns:am3d="http://schemas.microsoft.com/office/drawing/2017/model3d" xmlns:o="urn:schemas-microsoft-com:office:office" xmlns:oel="http://schemas.microsoft.com/office/2019/extlst" xmlns:r="http://schemas.openxmlformats.org/officeDocument/2006/relationships" xmlns:m="http://schemas.openxmlformats.org/officeDocument/2006/math" xmlns:v="urn:schemas-microsoft-com:vml" xmlns:wp14="http://schemas.microsoft.com/office/word/2010/wordprocessingDrawing" xmlns:wp="http://schemas.openxmlformats.org/drawingml/2006/wordprocessingDrawing" xmlns:w10="urn:schemas-microsoft-com:office:word" xmlns:w="http://schemas.openxmlformats.org/wordprocessingml/2006/main" xmlns:w14="http://schemas.microsoft.com/office/word/2010/wordml" xmlns:w15="http://schemas.microsoft.com/office/word/2012/wordml" xmlns:w16cex="http://schemas.microsoft.com/office/word/2018/wordml/cex" xmlns:w16cid="http://schemas.microsoft.com/office/word/2016/wordml/cid" xmlns:w16="http://schemas.microsoft.com/office/word/2018/wordml" xmlns:w16du="http://schemas.microsoft.com/office/word/2023/wordml/word16du" xmlns:w16sdtdh="http://schemas.microsoft.com/office/word/2020/wordml/sdtdatahash" xmlns:w16sdtfl="http://schemas.microsoft.com/office/word/2024/wordml/sdtformatlock" xmlns:w16se="http://schemas.microsoft.com/office/word/2015/wordml/symex" xmlns:wpg="http://schemas.microsoft.com/office/word/2010/wordprocessingGroup" xmlns:wpi="http://schemas.microsoft.com/office/word/2010/wordprocessingInk" xmlns:wne="http://schemas.microsoft.com/office/word/2006/wordml" xmlns:wps="http://schemas.microsoft.com/office/word/2010/wordprocessingShape" mc:Ignorable="w14 w15 w16se w16cid w16 w16cex w16sdtdh w16sdtfl w16du wp14">
   <w:background w:color="FCF9E9" w:themeColor="accent2" w:themeTint="33"/>
   <w:body>
     <w:p>
@@ -14,7 +14,7 @@
         <mc:AlternateContent>
           <mc:Choice Requires="wps">
             <w:drawing>
-              <wp:anchor distT="0" distB="0" distL="114300" distR="114300" simplePos="0" relativeHeight="251659264" behindDoc="1" locked="1" layoutInCell="1" allowOverlap="1" wp14:anchorId="0620B293" wp14:editId="68F1A400">
+              <wp:anchor distT="0" distB="0" distL="114300" distR="114300" simplePos="0" relativeHeight="251659264" behindDoc="1" locked="1" layoutInCell="1" allowOverlap="1" wp14:editId="68F1A400" wp14:anchorId="0620B293">
                 <wp:simplePos x="0" y="0"/>
                 <wp:positionH relativeFrom="page">
                   <wp:posOffset>0</wp:posOffset>
@@ -3923,7 +3923,7 @@
           </mc:Choice>
           <mc:Fallback>
             <w:pict>
-              <v:shape w14:anchorId="60516F52" id="Freeform: Shape 134" o:spid="_x0000_s1026" alt="&quot;&quot;" style="position:absolute;margin-left:0;margin-top:0;width:613.55pt;height:160.6pt;z-index:-251657216;visibility:visible;mso-wrap-style:square;mso-width-percent:1002;mso-height-percent:203;mso-wrap-distance-left:9pt;mso-wrap-distance-top:0;mso-wrap-distance-right:9pt;mso-wrap-distance-bottom:0;mso-position-horizontal:absolute;mso-position-horizontal-relative:page;mso-position-vertical:absolute;mso-position-vertical-relative:page;mso-width-percent:1002;mso-height-percent:203;mso-width-relative:page;mso-height-relative:page;v-text-anchor:middle" coordsize="7792138,2039595" o:gfxdata="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" path="m3417301,1839984r141081,141078l3499847,2039594,3358769,1900017r58532,-60033xm2576819,1839984r141081,141078l2659366,2039594,2518287,1900017r58532,-60033xm1401640,1839984r139580,141078l1482686,2039594,1343106,1900017r58534,-60033xm561156,1839984r139581,141078l642203,2039594,501122,1900017r60034,-60033xm7435100,1838483r139580,139577l7516147,2036592,7376567,1897015r58533,-58532xm6594618,1838483r139580,139577l6675664,2036592,6536084,1897015r58534,-58532xm5440456,1835481r141080,141078l5521502,2035091,5381922,1895514r58534,-60033xm4599973,1835481r139580,141078l4681019,2035091,4541439,1895514r58534,-60033xm3529867,1728922r253644,252139l3724977,2039594,3471332,1787454r58535,-58532xm1514205,1728922r252144,252139l1707815,2039594,1455671,1787454r58534,-58532xm7547665,1725921r244473,244467l7792138,1985732r-50861,50861l7489132,1784453r58533,-58532xm5553020,1724420r253645,252139l5748132,2035092,5494486,1782952r58534,-58532xm3642431,1616360r141079,139577l3724977,1814470,3583896,1674892r58535,-58532xm1626769,1616360r139580,139577l1707815,1814470,1568234,1674892r58535,-58532xm7660230,1613359r131908,131905l7792138,1760608r-50861,50860l7601697,1671891r58533,-58532xm5665585,1611858r139580,139577l5746631,1809967,5607051,1670390r58534,-58532xm3724977,1308690r58534,58532l3111126,2039594r-58535,-58533l3724977,1308690xm1707814,1308690r58533,58532l1093961,2039594r-58534,-58533l1707814,1308690xm2884496,1307190r141081,141078l2967044,1506800r-82548,-82545l2270642,2039595r-58532,-58533l2884496,1307190xm2044014,1307190r141081,141078l2126563,1506800,1985480,1365722r58534,-58532xm867332,1307190r141081,141078l949880,1506800r-82548,-82545l253480,2039595r-58534,-58533l867332,1307190xm26851,1307190r142582,141078l109398,1506800,,1397404r,-63364l26851,1307190xm7741277,1305689r50861,50860l7792138,1371893r-664714,664700l7068891,1978060r672386,-672371xm6900794,1304188r141081,141078l6983342,1503798r-82548,-82545l6286942,2036592r-58534,-58532l6900794,1304188xm6060311,1304188r142582,142579l6144359,1505299,6001777,1362720r58534,-58532xm5746631,1304188r58534,58532l5132779,2035092r-58534,-58533l5746631,1304188xm4907649,1302687r139580,141078l4988695,1502297r-81046,-82545l4292296,2035092r-58534,-58533l4907649,1302687xm4067170,1302687r141077,141078l4149717,1502297,4007136,1361219r60034,-58532xm3250708,1223143r,1501l3249956,1223894r752,-751xm1233544,1223143r,1501l1232793,1223894r751,-751xm7267003,1220141r,1501l7266253,1220892r750,-751xm5272359,1218640r,1501l5271609,1219391r750,-751xm2884496,1082065r253647,253640l3079610,1394237,2884496,1199130r-840482,840464l1985480,1981061r899016,-898996xm867333,1082065r253647,253640l1062445,1394237,867333,1199130,26851,2039594,,2012744r,-63365l867333,1082065xm6900794,1079064r253645,253640l7095906,1391236,6900794,1196129r-840483,840464l6001777,1978061r899017,-898997xm4907649,1077563r252145,253640l5101260,1389735,4907649,1194628r-840479,840464l4007136,1976559r900513,-898996xm2884496,858442r365460,365452l3192174,1281676c3090115,1179619,2988056,1077563,2884496,975507r-840482,840464l1985480,1757439,2884496,858442xm867333,858442r365460,365452l1175011,1281676c1072951,1179619,970893,1077563,867333,975507l26851,1815971,,1789121r,-63364l867333,858442xm6900794,855440r365459,365452l7208470,1278674c7106412,1176617,7004353,1074561,6900794,972505r-840483,840464l6001777,1754437,6900794,855440xm4906148,853939r365461,365452l5213825,1277173c5111767,1175116,5009708,1073060,4906148,971004r-840478,840464l4007136,1752936,4906148,853939xm2884496,633320r589836,591324l2884496,1814469,2743416,1674892r58532,-58532l2884496,1697405r472772,-472761l2884496,751883r-531303,531293l2294658,1224644,2884496,633320xm867331,633318r589840,591326l867331,1814469,726250,1674892r60034,-58532l867331,1697405r472772,-472761l867331,751883,336026,1283176r-58534,-58532l867331,633318xm6900794,630318r591339,591325l6900794,1811468,6761214,1671891r58533,-58532l6900794,1694404r472772,-472761l6900794,748882r-531305,531293l6310955,1221643,6900794,630318xm4906149,628817r591340,591325l4907650,1809967,4766569,1670390r58533,-58532l4907650,1692903r472771,-472761l4906149,747381r-531305,531293l4316310,1220142,4906149,628817xm2884496,408196r814966,816448l2884496,2039594,2630849,1787455r58533,-58533l2884496,1922529r697898,-697885l2884496,526762r-697901,697882l2299160,1337206r-58535,58532l2069527,1224644,2884496,408196xm867331,408194r814968,816450l867331,2039594,613685,1787455r60035,-58533l867331,1922529r697902,-697885l867331,526760,169430,1224644r112565,112562l223461,1395738,52363,1224644,867331,408194xm6900794,405193r814968,816449l6900794,2036592,6648649,1784453r58534,-58532l6900794,1919528r697901,-697886l6900794,523759r-697900,697883l6315458,1334204r-58534,58533l6085826,1221642,6900794,405193xm4906148,403693r816469,816449l4907649,2035092,4654003,1782953r58534,-58532l4907649,1918027r697901,-697885l4906148,522259r-697901,697883l4322313,1332704r-60035,58532l4091184,1220142,4906148,403693xm3523862,226597r750,750l3523862,228097r,-1500xm1532223,223595r748,750l1532223,225095r,-1500xm5516999,222095r750,750l5516999,223595r,-1500xm146917,169563r58534,58532l,433542,,315760,146917,169563xm7645221,165061r146917,146197l7792138,429039,7586688,223593r58533,-58532xm34352,57000r58534,58532l,208416,,91351,34352,57000xm7757786,52499r34352,34351l7792138,203914r-92885,-92883l7757786,52499xm7586657,r117068,l7481628,222092r310510,310503l7792138,650747r-24367,-24429c7594967,453078,7364560,222092,7364560,222092l7586657,xm7360027,r118569,l7256499,222092r535639,535626l7792138,874484,7139431,220591,7360027,xm7134898,r117068,l7113917,138046,7055383,79513,7134898,xm6584173,r117689,l6782225,79517r-58533,58532l6584173,xm6354451,r117066,l5883209,588297,5517749,222845r57784,-57782c5677591,267119,5779650,369176,5883209,471232l6354451,xm6129322,r117067,l5883210,363172,5629564,111034r58534,-58534l5883210,246107,6129322,xm5743674,r118163,l5883209,20983,5904193,r117067,l5883209,138049,5743674,xm5513030,r118006,l5410438,220595r472772,474261l6414515,162062r58534,60033l5883210,811917,5291870,220595,5513030,xm5287745,r118162,l5185309,220594r697901,697882l6581111,222094,6468546,109533r58534,-58534l6698178,222094r-814968,814947l5066741,220594,5287745,xm5063711,r117067,l5042727,138049,4984193,79516,5063711,xm4590939,r114123,l4789081,84018r-58533,58532l4589467,1472,4590939,xm4365812,r117065,l3890071,592799,3524612,227347r57783,-57782c3684454,271621,3786514,373678,3890071,475734l4365812,xm4140684,r117067,l3890071,367675,3636426,115536r60035,-58533l3890071,250610,4140684,xm3751966,r112147,l3890071,25486,3915557,r117067,l3890071,142552,3748992,2974,3751966,xm3525335,r117065,l3417301,225096r472770,474262l4422871,166563r58534,60034l3890071,816419,3300236,225096,3525335,xm3300206,r117068,l3192175,225096r697896,697883l4587966,226597,4475401,114035r58534,-58533l4706534,226597r-816463,814947l3075107,225096,3300206,xm3076392,r116936,l3051093,142551,2992560,84018,3076392,xm2597861,r117068,l2797449,82517r-58537,58532l2597861,xm2371173,r117069,l1898432,589797,1532971,224345r57785,-57782c1692814,268619,1794872,370676,1898432,472732l2371173,xm2147544,r117068,l1898431,366174,1644786,112534r58535,-58533l1898431,249109,2147544,xm1757379,r117068,l1898432,23985,1922359,r116811,l1898432,141050,1757379,xm1531259,r117999,l1425659,223595r472772,472761l2429735,165062r58534,58533l1898431,814918,1307091,223595,1531259,xm1305973,r118157,l1200530,223595r697901,697883l2596331,223595,2483766,111033r58535,-58532l2713398,223595r-814967,816448l1081962,223595,1305973,xm1080431,r117069,l1057948,139549,999413,81016,1080431,xm535677,l652745,r84020,84019l678231,142552,535677,xm309040,l426107,,652706,226594,,880488,,762221,535639,226594,309040,xm83911,l200979,,427578,226594v,,-230406,230987,-403210,404227l,655250,,537097,310510,226594,83911,xe" fillcolor="#f4edc1" stroked="f" strokeweight=".41675mm">
+              <v:shape id="Freeform: Shape 134" style="position:absolute;margin-left:0;margin-top:0;width:613.55pt;height:160.6pt;z-index:-251657216;visibility:visible;mso-wrap-style:square;mso-width-percent:1002;mso-height-percent:203;mso-wrap-distance-left:9pt;mso-wrap-distance-top:0;mso-wrap-distance-right:9pt;mso-wrap-distance-bottom:0;mso-position-horizontal:absolute;mso-position-horizontal-relative:page;mso-position-vertical:absolute;mso-position-vertical-relative:page;mso-width-percent:1002;mso-height-percent:203;mso-width-relative:page;mso-height-relative:page;v-text-anchor:middle" alt="&quot;&quot;" coordsize="7792138,2039595" o:spid="_x0000_s1026" fillcolor="#f4edc1" stroked="f" strokeweight=".41675mm" path="m3417301,1839984r141081,141078l3499847,2039594,3358769,1900017r58532,-60033xm2576819,1839984r141081,141078l2659366,2039594,2518287,1900017r58532,-60033xm1401640,1839984r139580,141078l1482686,2039594,1343106,1900017r58534,-60033xm561156,1839984r139581,141078l642203,2039594,501122,1900017r60034,-60033xm7435100,1838483r139580,139577l7516147,2036592,7376567,1897015r58533,-58532xm6594618,1838483r139580,139577l6675664,2036592,6536084,1897015r58534,-58532xm5440456,1835481r141080,141078l5521502,2035091,5381922,1895514r58534,-60033xm4599973,1835481r139580,141078l4681019,2035091,4541439,1895514r58534,-60033xm3529867,1728922r253644,252139l3724977,2039594,3471332,1787454r58535,-58532xm1514205,1728922r252144,252139l1707815,2039594,1455671,1787454r58534,-58532xm7547665,1725921r244473,244467l7792138,1985732r-50861,50861l7489132,1784453r58533,-58532xm5553020,1724420r253645,252139l5748132,2035092,5494486,1782952r58534,-58532xm3642431,1616360r141079,139577l3724977,1814470,3583896,1674892r58535,-58532xm1626769,1616360r139580,139577l1707815,1814470,1568234,1674892r58535,-58532xm7660230,1613359r131908,131905l7792138,1760608r-50861,50860l7601697,1671891r58533,-58532xm5665585,1611858r139580,139577l5746631,1809967,5607051,1670390r58534,-58532xm3724977,1308690r58534,58532l3111126,2039594r-58535,-58533l3724977,1308690xm1707814,1308690r58533,58532l1093961,2039594r-58534,-58533l1707814,1308690xm2884496,1307190r141081,141078l2967044,1506800r-82548,-82545l2270642,2039595r-58532,-58533l2884496,1307190xm2044014,1307190r141081,141078l2126563,1506800,1985480,1365722r58534,-58532xm867332,1307190r141081,141078l949880,1506800r-82548,-82545l253480,2039595r-58534,-58533l867332,1307190xm26851,1307190r142582,141078l109398,1506800,,1397404r,-63364l26851,1307190xm7741277,1305689r50861,50860l7792138,1371893r-664714,664700l7068891,1978060r672386,-672371xm6900794,1304188r141081,141078l6983342,1503798r-82548,-82545l6286942,2036592r-58534,-58532l6900794,1304188xm6060311,1304188r142582,142579l6144359,1505299,6001777,1362720r58534,-58532xm5746631,1304188r58534,58532l5132779,2035092r-58534,-58533l5746631,1304188xm4907649,1302687r139580,141078l4988695,1502297r-81046,-82545l4292296,2035092r-58534,-58533l4907649,1302687xm4067170,1302687r141077,141078l4149717,1502297,4007136,1361219r60034,-58532xm3250708,1223143r,1501l3249956,1223894r752,-751xm1233544,1223143r,1501l1232793,1223894r751,-751xm7267003,1220141r,1501l7266253,1220892r750,-751xm5272359,1218640r,1501l5271609,1219391r750,-751xm2884496,1082065r253647,253640l3079610,1394237,2884496,1199130r-840482,840464l1985480,1981061r899016,-898996xm867333,1082065r253647,253640l1062445,1394237,867333,1199130,26851,2039594,,2012744r,-63365l867333,1082065xm6900794,1079064r253645,253640l7095906,1391236,6900794,1196129r-840483,840464l6001777,1978061r899017,-898997xm4907649,1077563r252145,253640l5101260,1389735,4907649,1194628r-840479,840464l4007136,1976559r900513,-898996xm2884496,858442r365460,365452l3192174,1281676c3090115,1179619,2988056,1077563,2884496,975507r-840482,840464l1985480,1757439,2884496,858442xm867333,858442r365460,365452l1175011,1281676c1072951,1179619,970893,1077563,867333,975507l26851,1815971,,1789121r,-63364l867333,858442xm6900794,855440r365459,365452l7208470,1278674c7106412,1176617,7004353,1074561,6900794,972505r-840483,840464l6001777,1754437,6900794,855440xm4906148,853939r365461,365452l5213825,1277173c5111767,1175116,5009708,1073060,4906148,971004r-840478,840464l4007136,1752936,4906148,853939xm2884496,633320r589836,591324l2884496,1814469,2743416,1674892r58532,-58532l2884496,1697405r472772,-472761l2884496,751883r-531303,531293l2294658,1224644,2884496,633320xm867331,633318r589840,591326l867331,1814469,726250,1674892r60034,-58532l867331,1697405r472772,-472761l867331,751883,336026,1283176r-58534,-58532l867331,633318xm6900794,630318r591339,591325l6900794,1811468,6761214,1671891r58533,-58532l6900794,1694404r472772,-472761l6900794,748882r-531305,531293l6310955,1221643,6900794,630318xm4906149,628817r591340,591325l4907650,1809967,4766569,1670390r58533,-58532l4907650,1692903r472771,-472761l4906149,747381r-531305,531293l4316310,1220142,4906149,628817xm2884496,408196r814966,816448l2884496,2039594,2630849,1787455r58533,-58533l2884496,1922529r697898,-697885l2884496,526762r-697901,697882l2299160,1337206r-58535,58532l2069527,1224644,2884496,408196xm867331,408194r814968,816450l867331,2039594,613685,1787455r60035,-58533l867331,1922529r697902,-697885l867331,526760,169430,1224644r112565,112562l223461,1395738,52363,1224644,867331,408194xm6900794,405193r814968,816449l6900794,2036592,6648649,1784453r58534,-58532l6900794,1919528r697901,-697886l6900794,523759r-697900,697883l6315458,1334204r-58534,58533l6085826,1221642,6900794,405193xm4906148,403693r816469,816449l4907649,2035092,4654003,1782953r58534,-58532l4907649,1918027r697901,-697885l4906148,522259r-697901,697883l4322313,1332704r-60035,58532l4091184,1220142,4906148,403693xm3523862,226597r750,750l3523862,228097r,-1500xm1532223,223595r748,750l1532223,225095r,-1500xm5516999,222095r750,750l5516999,223595r,-1500xm146917,169563r58534,58532l,433542,,315760,146917,169563xm7645221,165061r146917,146197l7792138,429039,7586688,223593r58533,-58532xm34352,57000r58534,58532l,208416,,91351,34352,57000xm7757786,52499r34352,34351l7792138,203914r-92885,-92883l7757786,52499xm7586657,r117068,l7481628,222092r310510,310503l7792138,650747r-24367,-24429c7594967,453078,7364560,222092,7364560,222092l7586657,xm7360027,r118569,l7256499,222092r535639,535626l7792138,874484,7139431,220591,7360027,xm7134898,r117068,l7113917,138046,7055383,79513,7134898,xm6584173,r117689,l6782225,79517r-58533,58532l6584173,xm6354451,r117066,l5883209,588297,5517749,222845r57784,-57782c5677591,267119,5779650,369176,5883209,471232l6354451,xm6129322,r117067,l5883210,363172,5629564,111034r58534,-58534l5883210,246107,6129322,xm5743674,r118163,l5883209,20983,5904193,r117067,l5883209,138049,5743674,xm5513030,r118006,l5410438,220595r472772,474261l6414515,162062r58534,60033l5883210,811917,5291870,220595,5513030,xm5287745,r118162,l5185309,220594r697901,697882l6581111,222094,6468546,109533r58534,-58534l6698178,222094r-814968,814947l5066741,220594,5287745,xm5063711,r117067,l5042727,138049,4984193,79516,5063711,xm4590939,r114123,l4789081,84018r-58533,58532l4589467,1472,4590939,xm4365812,r117065,l3890071,592799,3524612,227347r57783,-57782c3684454,271621,3786514,373678,3890071,475734l4365812,xm4140684,r117067,l3890071,367675,3636426,115536r60035,-58533l3890071,250610,4140684,xm3751966,r112147,l3890071,25486,3915557,r117067,l3890071,142552,3748992,2974,3751966,xm3525335,r117065,l3417301,225096r472770,474262l4422871,166563r58534,60034l3890071,816419,3300236,225096,3525335,xm3300206,r117068,l3192175,225096r697896,697883l4587966,226597,4475401,114035r58534,-58533l4706534,226597r-816463,814947l3075107,225096,3300206,xm3076392,r116936,l3051093,142551,2992560,84018,3076392,xm2597861,r117068,l2797449,82517r-58537,58532l2597861,xm2371173,r117069,l1898432,589797,1532971,224345r57785,-57782c1692814,268619,1794872,370676,1898432,472732l2371173,xm2147544,r117068,l1898431,366174,1644786,112534r58535,-58533l1898431,249109,2147544,xm1757379,r117068,l1898432,23985,1922359,r116811,l1898432,141050,1757379,xm1531259,r117999,l1425659,223595r472772,472761l2429735,165062r58534,58533l1898431,814918,1307091,223595,1531259,xm1305973,r118157,l1200530,223595r697901,697883l2596331,223595,2483766,111033r58535,-58532l2713398,223595r-814967,816448l1081962,223595,1305973,xm1080431,r117069,l1057948,139549,999413,81016,1080431,xm535677,l652745,r84020,84019l678231,142552,535677,xm309040,l426107,,652706,226594,,880488,,762221,535639,226594,309040,xm83911,l200979,,427578,226594v,,-230406,230987,-403210,404227l,655250,,537097,310510,226594,83911,xe" o:gfxdata="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" w14:anchorId="60516F52">
                 <v:stroke joinstyle="miter"/>
                 <v:path arrowok="t" o:connecttype="custom" o:connectlocs="3417301,1839984;3558382,1981062;3499847,2039594;3358769,1900017;2576819,1839984;2717900,1981062;2659366,2039594;2518287,1900017;1401640,1839984;1541220,1981062;1482686,2039594;1343106,1900017;561156,1839984;700737,1981062;642203,2039594;501122,1900017;7435100,1838483;7574680,1978060;7516147,2036592;7376567,1897015;6594618,1838483;6734198,1978060;6675664,2036592;6536084,1897015;5440456,1835481;5581536,1976559;5521502,2035091;5381922,1895514;4599973,1835481;4739553,1976559;4681019,2035091;4541439,1895514;3529867,1728922;3783511,1981061;3724977,2039594;3471332,1787454;1514205,1728922;1766349,1981061;1707815,2039594;1455671,1787454;7547665,1725921;7792138,1970388;7792138,1985732;7741277,2036593;7489132,1784453;5553020,1724420;5806665,1976559;5748132,2035092;5494486,1782952;3642431,1616360;3783510,1755937;3724977,1814470;3583896,1674892;1626769,1616360;1766349,1755937;1707815,1814470;1568234,1674892;7660230,1613359;7792138,1745264;7792138,1760608;7741277,1811468;7601697,1671891;5665585,1611858;5805165,1751435;5746631,1809967;5607051,1670390;3724977,1308690;3783511,1367222;3111126,2039594;3052591,1981061;1707814,1308690;1766347,1367222;1093961,2039594;1035427,1981061;2884496,1307190;3025577,1448268;2967044,1506800;2884496,1424255;2270642,2039595;2212110,1981062;2044014,1307190;2185095,1448268;2126563,1506800;1985480,1365722;867332,1307190;1008413,1448268;949880,1506800;867332,1424255;253480,2039595;194946,1981062;26851,1307190;169433,1448268;109398,1506800;0,1397404;0,1334040;7741277,1305689;7792138,1356549;7792138,1371893;7127424,2036593;7068891,1978060;6900794,1304188;7041875,1445266;6983342,1503798;6900794,1421253;6286942,2036592;6228408,1978060;6060311,1304188;6202893,1446767;6144359,1505299;6001777,1362720;5746631,1304188;5805165,1362720;5132779,2035092;5074245,1976559;4907649,1302687;5047229,1443765;4988695,1502297;4907649,1419752;4292296,2035092;4233762,1976559;4067170,1302687;4208247,1443765;4149717,1502297;4007136,1361219;3250708,1223143;3250708,1224644;3249956,1223894;1233544,1223143;1233544,1224644;1232793,1223894;7267003,1220141;7267003,1221642;7266253,1220892;5272359,1218640;5272359,1220141;5271609,1219391;2884496,1082065;3138143,1335705;3079610,1394237;2884496,1199130;2044014,2039594;1985480,1981061;867333,1082065;1120980,1335705;1062445,1394237;867333,1199130;26851,2039594;0,2012744;0,1949379;6900794,1079064;7154439,1332704;7095906,1391236;6900794,1196129;6060311,2036593;6001777,1978061;4907649,1077563;5159794,1331203;5101260,1389735;4907649,1194628;4067170,2035092;4007136,1976559;2884496,858442;3249956,1223894;3192174,1281676;2884496,975507;2044014,1815971;1985480,1757439;867333,858442;1232793,1223894;1175011,1281676;867333,975507;26851,1815971;0,1789121;0,1725757;6900794,855440;7266253,1220892;7208470,1278674;6900794,972505;6060311,1812969;6001777,1754437;4906148,853939;5271609,1219391;5213825,1277173;4906148,971004;4065670,1811468;4007136,1752936;2884496,633320;3474332,1224644;2884496,1814469;2743416,1674892;2801948,1616360;2884496,1697405;3357268,1224644;2884496,751883;2353193,1283176;2294658,1224644;867331,633318;1457171,1224644;867331,1814469;726250,1674892;786284,1616360;867331,1697405;1340103,1224644;867331,751883;336026,1283176;277492,1224644;6900794,630318;7492133,1221643;6900794,1811468;6761214,1671891;6819747,1613359;6900794,1694404;7373566,1221643;6900794,748882;6369489,1280175;6310955,1221643;4906149,628817;5497489,1220142;4907650,1809967;4766569,1670390;4825102,1611858;4907650,1692903;5380421,1220142;4906149,747381;4374844,1278674;4316310,1220142;2884496,408196;3699462,1224644;2884496,2039594;2630849,1787455;2689382,1728922;2884496,1922529;3582394,1224644;2884496,526762;2186595,1224644;2299160,1337206;2240625,1395738;2069527,1224644;867331,408194;1682299,1224644;867331,2039594;613685,1787455;673720,1728922;867331,1922529;1565233,1224644;867331,526760;169430,1224644;281995,1337206;223461,1395738;52363,1224644;6900794,405193;7715762,1221642;6900794,2036592;6648649,1784453;6707183,1725921;6900794,1919528;7598695,1221642;6900794,523759;6202894,1221642;6315458,1334204;6256924,1392737;6085826,1221642;4906148,403693;5722617,1220142;4907649,2035092;4654003,1782953;4712537,1724421;4907649,1918027;5605550,1220142;4906148,522259;4208247,1220142;4322313,1332704;4262278,1391236;4091184,1220142;3523862,226597;3524612,227347;3523862,228097;1532223,223595;1532971,224345;1532223,225095;5516999,222095;5517749,222845;5516999,223595;146917,169563;205451,228095;0,433542;0,315760;7645221,165061;7792138,311258;7792138,429039;7586688,223593;34352,57000;92886,115532;0,208416;0,91351;7757786,52499;7792138,86850;7792138,203914;7699253,111031;7586657,0;7703725,0;7481628,222092;7792138,532595;7792138,650747;7767771,626318;7364560,222092;7360027,0;7478596,0;7256499,222092;7792138,757718;7792138,874484;7139431,220591;7134898,0;7251966,0;7113917,138046;7055383,79513;6584173,0;6701862,0;6782225,79517;6723692,138049;6354451,0;6471517,0;5883209,588297;5517749,222845;5575533,165063;5883209,471232;6129322,0;6246389,0;5883210,363172;5629564,111034;5688098,52500;5883210,246107;5743674,0;5861837,0;5883209,20983;5904193,0;6021260,0;5883209,138049;5513030,0;5631036,0;5410438,220595;5883210,694856;6414515,162062;6473049,222095;5883210,811917;5291870,220595;5287745,0;5405907,0;5185309,220594;5883210,918476;6581111,222094;6468546,109533;6527080,50999;6698178,222094;5883210,1037041;5066741,220594;5063711,0;5180778,0;5042727,138049;4984193,79516;4590939,0;4705062,0;4789081,84018;4730548,142550;4589467,1472;4365812,0;4482877,0;3890071,592799;3524612,227347;3582395,169565;3890071,475734;4140684,0;4257751,0;3890071,367675;3636426,115536;3696461,57003;3890071,250610;3751966,0;3864113,0;3890071,25486;3915557,0;4032624,0;3890071,142552;3748992,2974;3525335,0;3642400,0;3417301,225096;3890071,699358;4422871,166563;4481405,226597;3890071,816419;3300236,225096;3300206,0;3417274,0;3192175,225096;3890071,922979;4587966,226597;4475401,114035;4533935,55502;4706534,226597;3890071,1041544;3075107,225096;3076392,0;3193328,0;3051093,142551;2992560,84018;2597861,0;2714929,0;2797449,82517;2738912,141049;2371173,0;2488242,0;1898432,589797;1532971,224345;1590756,166563;1898432,472732;2147544,0;2264612,0;1898431,366174;1644786,112534;1703321,54001;1898431,249109;1757379,0;1874447,0;1898432,23985;1922359,0;2039170,0;1898432,141050;1531259,0;1649258,0;1425659,223595;1898431,696356;2429735,165062;2488269,223595;1898431,814918;1307091,223595;1305973,0;1424130,0;1200530,223595;1898431,921478;2596331,223595;2483766,111033;2542301,52501;2713398,223595;1898431,1040043;1081962,223595;1080431,0;1197500,0;1057948,139549;999413,81016;535677,0;652745,0;736765,84019;678231,142552;309040,0;426107,0;652706,226594;0,880488;0,762221;535639,226594;83911,0;200979,0;427578,226594;24368,630821;0,655250;0,537097;310510,226594" o:connectangles="0,0,0,0,0,0,0,0,0,0,0,0,0,0,0,0,0,0,0,0,0,0,0,0,0,0,0,0,0,0,0,0,0,0,0,0,0,0,0,0,0,0,0,0,0,0,0,0,0,0,0,0,0,0,0,0,0,0,0,0,0,0,0,0,0,0,0,0,0,0,0,0,0,0,0,0,0,0,0,0,0,0,0,0,0,0,0,0,0,0,0,0,0,0,0,0,0,0,0,0,0,0,0,0,0,0,0,0,0,0,0,0,0,0,0,0,0,0,0,0,0,0,0,0,0,0,0,0,0,0,0,0,0,0,0,0,0,0,0,0,0,0,0,0,0,0,0,0,0,0,0,0,0,0,0,0,0,0,0,0,0,0,0,0,0,0,0,0,0,0,0,0,0,0,0,0,0,0,0,0,0,0,0,0,0,0,0,0,0,0,0,0,0,0,0,0,0,0,0,0,0,0,0,0,0,0,0,0,0,0,0,0,0,0,0,0,0,0,0,0,0,0,0,0,0,0,0,0,0,0,0,0,0,0,0,0,0,0,0,0,0,0,0,0,0,0,0,0,0,0,0,0,0,0,0,0,0,0,0,0,0,0,0,0,0,0,0,0,0,0,0,0,0,0,0,0,0,0,0,0,0,0,0,0,0,0,0,0,0,0,0,0,0,0,0,0,0,0,0,0,0,0,0,0,0,0,0,0,0,0,0,0,0,0,0,0,0,0,0,0,0,0,0,0,0,0,0,0,0,0,0,0,0,0,0,0,0,0,0,0,0,0,0,0,0,0,0,0,0,0,0,0,0,0,0,0,0,0,0,0,0,0,0,0,0,0,0,0,0,0,0,0,0,0,0,0,0,0,0,0,0,0,0,0,0,0,0,0,0,0,0,0,0,0,0,0,0,0,0,0,0,0,0,0,0,0,0,0,0,0,0,0,0,0,0,0,0,0,0,0,0,0,0,0,0,0,0,0,0,0,0,0,0,0,0,0,0,0,0,0,0,0,0,0,0,0,0,0,0,0,0,0,0,0,0,0,0,0,0,0,0,0,0,0,0,0,0"/>
                 <w10:wrap anchorx="page" anchory="page"/>
@@ -3960,7 +3960,7 @@
           <w:tcPr>
             <w:tcW w:w="2875" w:type="dxa"/>
             <w:tcBorders>
-              <w:right w:val="single" w:sz="18" w:space="0" w:color="F0E3B8" w:themeColor="accent1"/>
+              <w:right w:val="single" w:color="F0E3B8" w:themeColor="accent1" w:sz="18" w:space="0"/>
             </w:tcBorders>
             <w:tcMar>
               <w:left w:w="115" w:type="dxa"/>
@@ -4005,7 +4005,7 @@
           <w:tcPr>
             <w:tcW w:w="6475" w:type="dxa"/>
             <w:tcBorders>
-              <w:left w:val="single" w:sz="18" w:space="0" w:color="F0E3B8" w:themeColor="accent1"/>
+              <w:left w:val="single" w:color="F0E3B8" w:themeColor="accent1" w:sz="18" w:space="0"/>
             </w:tcBorders>
             <w:tcMar>
               <w:left w:w="533" w:type="dxa"/>

--- a/src/Tests/Inputs/letters/07/input.docx
+++ b/src/Tests/Inputs/letters/07/input.docx
@@ -5306,389 +5306,6 @@
 </a:theme>
 </file>
 
-<file path=customXml/item13.xml><?xml version="1.0" encoding="utf-8"?>
-<?mso-contentType ?>
-<FormTemplates xmlns="http://schemas.microsoft.com/sharepoint/v3/contenttype/forms">
-  <Display>DocumentLibraryForm</Display>
-  <Edit>DocumentLibraryForm</Edit>
-  <New>DocumentLibraryForm</New>
-</FormTemplates>
-</file>
-
-<file path=customXml/item22.xml><?xml version="1.0" encoding="utf-8"?>
-<p:properties xmlns:p="http://schemas.microsoft.com/office/2006/metadata/properties" xmlns:xsi="http://www.w3.org/2001/XMLSchema-instance" xmlns:pc="http://schemas.microsoft.com/office/infopath/2007/PartnerControls">
-  <documentManagement>
-    <_ip_UnifiedCompliancePolicyUIAction xmlns="http://schemas.microsoft.com/sharepoint/v3" xsi:nil="true"/>
-    <Image xmlns="71af3243-3dd4-4a8d-8c0d-dd76da1f02a5">
-      <Url xsi:nil="true"/>
-      <Description xsi:nil="true"/>
-    </Image>
-    <Status xmlns="71af3243-3dd4-4a8d-8c0d-dd76da1f02a5">Not started</Status>
-    <Background xmlns="71af3243-3dd4-4a8d-8c0d-dd76da1f02a5">false</Background>
-    <_ip_UnifiedCompliancePolicyProperties xmlns="http://schemas.microsoft.com/sharepoint/v3" xsi:nil="true"/>
-    <ImageTagsTaxHTField xmlns="71af3243-3dd4-4a8d-8c0d-dd76da1f02a5">
-      <Terms xmlns="http://schemas.microsoft.com/office/infopath/2007/PartnerControls"/>
-    </ImageTagsTaxHTField>
-    <TaxCatchAll xmlns="230e9df3-be65-4c73-a93b-d1236ebd677e" xsi:nil="true"/>
-    <MediaServiceKeyPoints xmlns="71af3243-3dd4-4a8d-8c0d-dd76da1f02a5" xsi:nil="true"/>
-  </documentManagement>
-</p:properties>
-</file>
-
-<file path=customXml/item3.xml><?xml version="1.0" encoding="utf-8"?>
-<b:Sources xmlns:b="http://schemas.openxmlformats.org/officeDocument/2006/bibliography" xmlns="http://schemas.openxmlformats.org/officeDocument/2006/bibliography" SelectedStyle="/APASixthEditionOfficeOnline.xsl" StyleName="APA" Version="6"/>
-</file>
-
-<file path=customXml/item44.xml><?xml version="1.0" encoding="utf-8"?>
-<ct:contentTypeSchema xmlns:ct="http://schemas.microsoft.com/office/2006/metadata/contentType" xmlns:ma="http://schemas.microsoft.com/office/2006/metadata/properties/metaAttributes" ct:_="" ma:_="" ma:contentTypeName="Document" ma:contentTypeID="0x01010079F111ED35F8CC479449609E8A0923A6" ma:contentTypeVersion="30" ma:contentTypeDescription="Create a new document." ma:contentTypeScope="" ma:versionID="cec0622158e8f13124e9e8fd4de31bd1">
-  <xsd:schema xmlns:xsd="http://www.w3.org/2001/XMLSchema" xmlns:xs="http://www.w3.org/2001/XMLSchema" xmlns:p="http://schemas.microsoft.com/office/2006/metadata/properties" xmlns:ns1="http://schemas.microsoft.com/sharepoint/v3" xmlns:ns2="71af3243-3dd4-4a8d-8c0d-dd76da1f02a5" xmlns:ns3="16c05727-aa75-4e4a-9b5f-8a80a1165891" xmlns:ns4="230e9df3-be65-4c73-a93b-d1236ebd677e" targetNamespace="http://schemas.microsoft.com/office/2006/metadata/properties" ma:root="true" ma:fieldsID="3b52f30ab005d15df08657af532e6e38" ns1:_="" ns2:_="" ns3:_="" ns4:_="">
-    <xsd:import namespace="http://schemas.microsoft.com/sharepoint/v3"/>
-    <xsd:import namespace="71af3243-3dd4-4a8d-8c0d-dd76da1f02a5"/>
-    <xsd:import namespace="16c05727-aa75-4e4a-9b5f-8a80a1165891"/>
-    <xsd:import namespace="230e9df3-be65-4c73-a93b-d1236ebd677e"/>
-    <xsd:element name="properties">
-      <xsd:complexType>
-        <xsd:sequence>
-          <xsd:element name="documentManagement">
-            <xsd:complexType>
-              <xsd:all>
-                <xsd:element ref="ns2:Status" minOccurs="0"/>
-                <xsd:element ref="ns2:Image" minOccurs="0"/>
-                <xsd:element ref="ns2:MediaServiceMetadata" minOccurs="0"/>
-                <xsd:element ref="ns2:MediaServiceFastMetadata" minOccurs="0"/>
-                <xsd:element ref="ns2:MediaServiceOCR" minOccurs="0"/>
-                <xsd:element ref="ns2:MediaServiceAutoTags" minOccurs="0"/>
-                <xsd:element ref="ns2:MediaServiceEventHashCode" minOccurs="0"/>
-                <xsd:element ref="ns2:MediaServiceGenerationTime" minOccurs="0"/>
-                <xsd:element ref="ns3:SharedWithUsers" minOccurs="0"/>
-                <xsd:element ref="ns3:SharedWithDetails" minOccurs="0"/>
-                <xsd:element ref="ns2:MediaServiceAutoKeyPoints" minOccurs="0"/>
-                <xsd:element ref="ns2:MediaServiceKeyPoints" minOccurs="0"/>
-                <xsd:element ref="ns2:MediaServiceDateTaken" minOccurs="0"/>
-                <xsd:element ref="ns1:_ip_UnifiedCompliancePolicyProperties" minOccurs="0"/>
-                <xsd:element ref="ns1:_ip_UnifiedCompliancePolicyUIAction" minOccurs="0"/>
-                <xsd:element ref="ns4:TaxCatchAll" minOccurs="0"/>
-                <xsd:element ref="ns2:ImageTagsTaxHTField" minOccurs="0"/>
-                <xsd:element ref="ns2:MediaServiceLocation" minOccurs="0"/>
-                <xsd:element ref="ns2:MediaLengthInSeconds" minOccurs="0"/>
-                <xsd:element ref="ns2:Background" minOccurs="0"/>
-                <xsd:element ref="ns2:MediaServiceSearchProperties" minOccurs="0"/>
-                <xsd:element ref="ns2:MediaServiceDocTags" minOccurs="0"/>
-                <xsd:element ref="ns2:MediaServiceObjectDetectorVersions" minOccurs="0"/>
-                <xsd:element ref="ns2:MediaServiceSystemTags" minOccurs="0"/>
-                <xsd:element ref="ns2:MediaServiceBillingMetadata" minOccurs="0"/>
-              </xsd:all>
-            </xsd:complexType>
-          </xsd:element>
-        </xsd:sequence>
-      </xsd:complexType>
-    </xsd:element>
-  </xsd:schema>
-  <xsd:schema xmlns:xsd="http://www.w3.org/2001/XMLSchema" xmlns:xs="http://www.w3.org/2001/XMLSchema" xmlns:dms="http://schemas.microsoft.com/office/2006/documentManagement/types" xmlns:pc="http://schemas.microsoft.com/office/infopath/2007/PartnerControls" targetNamespace="http://schemas.microsoft.com/sharepoint/v3" elementFormDefault="qualified">
-    <xsd:import namespace="http://schemas.microsoft.com/office/2006/documentManagement/types"/>
-    <xsd:import namespace="http://schemas.microsoft.com/office/infopath/2007/PartnerControls"/>
-    <xsd:element name="_ip_UnifiedCompliancePolicyProperties" ma:index="20" nillable="true" ma:displayName="Unified Compliance Policy Properties" ma:hidden="true" ma:internalName="_ip_UnifiedCompliancePolicyProperties" ma:readOnly="false">
-      <xsd:simpleType>
-        <xsd:restriction base="dms:Note"/>
-      </xsd:simpleType>
-    </xsd:element>
-    <xsd:element name="_ip_UnifiedCompliancePolicyUIAction" ma:index="21" nillable="true" ma:displayName="Unified Compliance Policy UI Action" ma:hidden="true" ma:internalName="_ip_UnifiedCompliancePolicyUIAction" ma:readOnly="false">
-      <xsd:simpleType>
-        <xsd:restriction base="dms:Text"/>
-      </xsd:simpleType>
-    </xsd:element>
-  </xsd:schema>
-  <xsd:schema xmlns:xsd="http://www.w3.org/2001/XMLSchema" xmlns:xs="http://www.w3.org/2001/XMLSchema" xmlns:dms="http://schemas.microsoft.com/office/2006/documentManagement/types" xmlns:pc="http://schemas.microsoft.com/office/infopath/2007/PartnerControls" targetNamespace="71af3243-3dd4-4a8d-8c0d-dd76da1f02a5" elementFormDefault="qualified">
-    <xsd:import namespace="http://schemas.microsoft.com/office/2006/documentManagement/types"/>
-    <xsd:import namespace="http://schemas.microsoft.com/office/infopath/2007/PartnerControls"/>
-    <xsd:element name="Status" ma:index="2" nillable="true" ma:displayName="Status" ma:default="Not started" ma:format="Dropdown" ma:hidden="true" ma:internalName="Status" ma:readOnly="false">
-      <xsd:simpleType>
-        <xsd:restriction base="dms:Choice">
-          <xsd:enumeration value="Not started"/>
-          <xsd:enumeration value="In Progress"/>
-          <xsd:enumeration value="Completed"/>
-        </xsd:restriction>
-      </xsd:simpleType>
-    </xsd:element>
-    <xsd:element name="Image" ma:index="3" nillable="true" ma:displayName="Image" ma:format="Image" ma:hidden="true" ma:internalName="Image" ma:readOnly="false">
-      <xsd:complexType>
-        <xsd:complexContent>
-          <xsd:extension base="dms:URL">
-            <xsd:sequence>
-              <xsd:element name="Url" type="dms:ValidUrl" minOccurs="0" nillable="true"/>
-              <xsd:element name="Description" type="xsd:string" nillable="true"/>
-            </xsd:sequence>
-          </xsd:extension>
-        </xsd:complexContent>
-      </xsd:complexType>
-    </xsd:element>
-    <xsd:element name="MediaServiceMetadata" ma:index="8" nillable="true" ma:displayName="MediaServiceMetadata" ma:hidden="true" ma:internalName="MediaServiceMetadata" ma:readOnly="true">
-      <xsd:simpleType>
-        <xsd:restriction base="dms:Note"/>
-      </xsd:simpleType>
-    </xsd:element>
-    <xsd:element name="MediaServiceFastMetadata" ma:index="9" nillable="true" ma:displayName="MediaServiceFastMetadata" ma:hidden="true" ma:internalName="MediaServiceFastMetadata" ma:readOnly="true">
-      <xsd:simpleType>
-        <xsd:restriction base="dms:Note"/>
-      </xsd:simpleType>
-    </xsd:element>
-    <xsd:element name="MediaServiceOCR" ma:index="10" nillable="true" ma:displayName="MediaServiceOCR" ma:hidden="true" ma:internalName="MediaServiceOCR" ma:readOnly="true">
-      <xsd:simpleType>
-        <xsd:restriction base="dms:Note"/>
-      </xsd:simpleType>
-    </xsd:element>
-    <xsd:element name="MediaServiceAutoTags" ma:index="11" nillable="true" ma:displayName="MediaServiceAutoTags" ma:hidden="true" ma:internalName="MediaServiceAutoTags" ma:readOnly="true">
-      <xsd:simpleType>
-        <xsd:restriction base="dms:Text"/>
-      </xsd:simpleType>
-    </xsd:element>
-    <xsd:element name="MediaServiceEventHashCode" ma:index="12" nillable="true" ma:displayName="MediaServiceEventHashCode" ma:hidden="true" ma:internalName="MediaServiceEventHashCode" ma:readOnly="true">
-      <xsd:simpleType>
-        <xsd:restriction base="dms:Text"/>
-      </xsd:simpleType>
-    </xsd:element>
-    <xsd:element name="MediaServiceGenerationTime" ma:index="13" nillable="true" ma:displayName="MediaServiceGenerationTime" ma:hidden="true" ma:internalName="MediaServiceGenerationTime" ma:readOnly="true">
-      <xsd:simpleType>
-        <xsd:restriction base="dms:Text"/>
-      </xsd:simpleType>
-    </xsd:element>
-    <xsd:element name="MediaServiceAutoKeyPoints" ma:index="16" nillable="true" ma:displayName="MediaServiceAutoKeyPoints" ma:hidden="true" ma:internalName="MediaServiceAutoKeyPoints" ma:readOnly="true">
-      <xsd:simpleType>
-        <xsd:restriction base="dms:Note"/>
-      </xsd:simpleType>
-    </xsd:element>
-    <xsd:element name="MediaServiceKeyPoints" ma:index="17" nillable="true" ma:displayName="KeyPoints" ma:hidden="true" ma:internalName="MediaServiceKeyPoints" ma:readOnly="false">
-      <xsd:simpleType>
-        <xsd:restriction base="dms:Note"/>
-      </xsd:simpleType>
-    </xsd:element>
-    <xsd:element name="MediaServiceDateTaken" ma:index="18" nillable="true" ma:displayName="MediaServiceDateTaken" ma:hidden="true" ma:internalName="MediaServiceDateTaken" ma:readOnly="true">
-      <xsd:simpleType>
-        <xsd:restriction base="dms:Text"/>
-      </xsd:simpleType>
-    </xsd:element>
-    <xsd:element name="ImageTagsTaxHTField" ma:index="25" nillable="true" ma:taxonomy="true" ma:internalName="ImageTagsTaxHTField" ma:taxonomyFieldName="MediaServiceImageTags" ma:displayName="Image Tags" ma:readOnly="false" ma:fieldId="{5cf76f15-5ced-4ddc-b409-7134ff3c332f}" ma:taxonomyMulti="true" ma:sspId="e385fb40-52d4-4fae-9c5b-3e8ff8a5878e" ma:termSetId="09814cd3-568e-fe90-9814-8d621ff8fb84" ma:anchorId="fba54fb3-c3e1-fe81-a776-ca4b69148c4d" ma:open="true" ma:isKeyword="false">
-      <xsd:complexType>
-        <xsd:sequence>
-          <xsd:element ref="pc:Terms" minOccurs="0" maxOccurs="1"/>
-        </xsd:sequence>
-      </xsd:complexType>
-    </xsd:element>
-    <xsd:element name="MediaServiceLocation" ma:index="26" nillable="true" ma:displayName="Location" ma:hidden="true" ma:internalName="MediaServiceLocation" ma:readOnly="true">
-      <xsd:simpleType>
-        <xsd:restriction base="dms:Text"/>
-      </xsd:simpleType>
-    </xsd:element>
-    <xsd:element name="MediaLengthInSeconds" ma:index="27" nillable="true" ma:displayName="MediaLengthInSeconds" ma:hidden="true" ma:internalName="MediaLengthInSeconds" ma:readOnly="true">
-      <xsd:simpleType>
-        <xsd:restriction base="dms:Unknown"/>
-      </xsd:simpleType>
-    </xsd:element>
-    <xsd:element name="Background" ma:index="28" nillable="true" ma:displayName="Background" ma:default="0" ma:format="Dropdown" ma:hidden="true" ma:internalName="Background" ma:readOnly="false">
-      <xsd:simpleType>
-        <xsd:restriction base="dms:Boolean"/>
-      </xsd:simpleType>
-    </xsd:element>
-    <xsd:element name="MediaServiceSearchProperties" ma:index="29" nillable="true" ma:displayName="MediaServiceSearchProperties" ma:hidden="true" ma:internalName="MediaServiceSearchProperties" ma:readOnly="true">
-      <xsd:simpleType>
-        <xsd:restriction base="dms:Note"/>
-      </xsd:simpleType>
-    </xsd:element>
-    <xsd:element name="MediaServiceDocTags" ma:index="30" nillable="true" ma:displayName="MediaServiceDocTags" ma:hidden="true" ma:internalName="MediaServiceDocTags" ma:readOnly="true">
-      <xsd:simpleType>
-        <xsd:restriction base="dms:Note"/>
-      </xsd:simpleType>
-    </xsd:element>
-    <xsd:element name="MediaServiceObjectDetectorVersions" ma:index="31" nillable="true" ma:displayName="MediaServiceObjectDetectorVersions" ma:description="" ma:hidden="true" ma:indexed="true" ma:internalName="MediaServiceObjectDetectorVersions" ma:readOnly="true">
-      <xsd:simpleType>
-        <xsd:restriction base="dms:Text"/>
-      </xsd:simpleType>
-    </xsd:element>
-    <xsd:element name="MediaServiceSystemTags" ma:index="32" nillable="true" ma:displayName="MediaServiceSystemTags" ma:hidden="true" ma:internalName="MediaServiceSystemTags" ma:readOnly="true">
-      <xsd:simpleType>
-        <xsd:restriction base="dms:Note"/>
-      </xsd:simpleType>
-    </xsd:element>
-    <xsd:element name="MediaServiceBillingMetadata" ma:index="33" nillable="true" ma:displayName="MediaServiceBillingMetadata" ma:hidden="true" ma:internalName="MediaServiceBillingMetadata" ma:readOnly="true">
-      <xsd:simpleType>
-        <xsd:restriction base="dms:Text"/>
-      </xsd:simpleType>
-    </xsd:element>
-  </xsd:schema>
-  <xsd:schema xmlns:xsd="http://www.w3.org/2001/XMLSchema" xmlns:xs="http://www.w3.org/2001/XMLSchema" xmlns:dms="http://schemas.microsoft.com/office/2006/documentManagement/types" xmlns:pc="http://schemas.microsoft.com/office/infopath/2007/PartnerControls" targetNamespace="16c05727-aa75-4e4a-9b5f-8a80a1165891" elementFormDefault="qualified">
-    <xsd:import namespace="http://schemas.microsoft.com/office/2006/documentManagement/types"/>
-    <xsd:import namespace="http://schemas.microsoft.com/office/infopath/2007/PartnerControls"/>
-    <xsd:element name="SharedWithUsers" ma:index="14" nillable="true" ma:displayName="Shared With" ma:hidden="true" ma:internalName="SharedWithUsers" ma:readOnly="true">
-      <xsd:complexType>
-        <xsd:complexContent>
-          <xsd:extension base="dms:UserMulti">
-            <xsd:sequence>
-              <xsd:element name="UserInfo" minOccurs="0" maxOccurs="unbounded">
-                <xsd:complexType>
-                  <xsd:sequence>
-                    <xsd:element name="DisplayName" type="xsd:string" minOccurs="0"/>
-                    <xsd:element name="AccountId" type="dms:UserId" minOccurs="0" nillable="true"/>
-                    <xsd:element name="AccountType" type="xsd:string" minOccurs="0"/>
-                  </xsd:sequence>
-                </xsd:complexType>
-              </xsd:element>
-            </xsd:sequence>
-          </xsd:extension>
-        </xsd:complexContent>
-      </xsd:complexType>
-    </xsd:element>
-    <xsd:element name="SharedWithDetails" ma:index="15" nillable="true" ma:displayName="Shared With Details" ma:hidden="true" ma:internalName="SharedWithDetails" ma:readOnly="true">
-      <xsd:simpleType>
-        <xsd:restriction base="dms:Note"/>
-      </xsd:simpleType>
-    </xsd:element>
-  </xsd:schema>
-  <xsd:schema xmlns:xsd="http://www.w3.org/2001/XMLSchema" xmlns:xs="http://www.w3.org/2001/XMLSchema" xmlns:dms="http://schemas.microsoft.com/office/2006/documentManagement/types" xmlns:pc="http://schemas.microsoft.com/office/infopath/2007/PartnerControls" targetNamespace="230e9df3-be65-4c73-a93b-d1236ebd677e" elementFormDefault="qualified">
-    <xsd:import namespace="http://schemas.microsoft.com/office/2006/documentManagement/types"/>
-    <xsd:import namespace="http://schemas.microsoft.com/office/infopath/2007/PartnerControls"/>
-    <xsd:element name="TaxCatchAll" ma:index="23" nillable="true" ma:displayName="Taxonomy Catch All Column" ma:hidden="true" ma:list="{3f6bfcbc-3db3-4ae6-bd76-326f0798ad28}" ma:internalName="TaxCatchAll" ma:readOnly="false" ma:showField="CatchAllData" ma:web="16c05727-aa75-4e4a-9b5f-8a80a1165891">
-      <xsd:complexType>
-        <xsd:complexContent>
-          <xsd:extension base="dms:MultiChoiceLookup">
-            <xsd:sequence>
-              <xsd:element name="Value" type="dms:Lookup" maxOccurs="unbounded" minOccurs="0" nillable="true"/>
-            </xsd:sequence>
-          </xsd:extension>
-        </xsd:complexContent>
-      </xsd:complexType>
-    </xsd:element>
-  </xsd:schema>
-  <xsd:schema xmlns="http://schemas.openxmlformats.org/package/2006/metadata/core-properties" xmlns:xsd="http://www.w3.org/2001/XMLSchema" xmlns:xsi="http://www.w3.org/2001/XMLSchema-instance" xmlns:dc="http://purl.org/dc/elements/1.1/" xmlns:dcterms="http://purl.org/dc/terms/" xmlns:odoc="http://schemas.microsoft.com/internal/obd" targetNamespace="http://schemas.openxmlformats.org/package/2006/metadata/core-properties" elementFormDefault="qualified" attributeFormDefault="unqualified" blockDefault="#all">
-    <xsd:import namespace="http://purl.org/dc/elements/1.1/" schemaLocation="http://dublincore.org/schemas/xmls/qdc/2003/04/02/dc.xsd"/>
-    <xsd:import namespace="http://purl.org/dc/terms/" schemaLocation="http://dublincore.org/schemas/xmls/qdc/2003/04/02/dcterms.xsd"/>
-    <xsd:element name="coreProperties" type="CT_coreProperties"/>
-    <xsd:complexType name="CT_coreProperties">
-      <xsd:all>
-        <xsd:element ref="dc:creator" minOccurs="0" maxOccurs="1"/>
-        <xsd:element ref="dcterms:created" minOccurs="0" maxOccurs="1"/>
-        <xsd:element ref="dc:identifier" minOccurs="0" maxOccurs="1"/>
-        <xsd:element name="contentType" minOccurs="0" maxOccurs="1" type="xsd:string" ma:displayName="Content Type"/>
-        <xsd:element ref="dc:title" minOccurs="0" maxOccurs="1" ma:index="1" ma:displayName="Title"/>
-        <xsd:element ref="dc:subject" minOccurs="0" maxOccurs="1"/>
-        <xsd:element ref="dc:description" minOccurs="0" maxOccurs="1"/>
-        <xsd:element name="keywords" minOccurs="0" maxOccurs="1" type="xsd:string"/>
-        <xsd:element ref="dc:language" minOccurs="0" maxOccurs="1"/>
-        <xsd:element name="category" minOccurs="0" maxOccurs="1" type="xsd:string"/>
-        <xsd:element name="version" minOccurs="0" maxOccurs="1" type="xsd:string"/>
-        <xsd:element name="revision" minOccurs="0" maxOccurs="1" type="xsd:string">
-          <xsd:annotation>
-            <xsd:documentation>
-                        This value indicates the number of saves or revisions. The application is responsible for updating this value after each revision.
-                    </xsd:documentation>
-          </xsd:annotation>
-        </xsd:element>
-        <xsd:element name="lastModifiedBy" minOccurs="0" maxOccurs="1" type="xsd:string"/>
-        <xsd:element ref="dcterms:modified" minOccurs="0" maxOccurs="1"/>
-        <xsd:element name="contentStatus" minOccurs="0" maxOccurs="1" type="xsd:string"/>
-      </xsd:all>
-    </xsd:complexType>
-  </xsd:schema>
-  <xs:schema xmlns:pc="http://schemas.microsoft.com/office/infopath/2007/PartnerControls" xmlns:xs="http://www.w3.org/2001/XMLSchema" targetNamespace="http://schemas.microsoft.com/office/infopath/2007/PartnerControls" elementFormDefault="qualified" attributeFormDefault="unqualified">
-    <xs:element name="Person">
-      <xs:complexType>
-        <xs:sequence>
-          <xs:element ref="pc:DisplayName" minOccurs="0"/>
-          <xs:element ref="pc:AccountId" minOccurs="0"/>
-          <xs:element ref="pc:AccountType" minOccurs="0"/>
-        </xs:sequence>
-      </xs:complexType>
-    </xs:element>
-    <xs:element name="DisplayName" type="xs:string"/>
-    <xs:element name="AccountId" type="xs:string"/>
-    <xs:element name="AccountType" type="xs:string"/>
-    <xs:element name="BDCAssociatedEntity">
-      <xs:complexType>
-        <xs:sequence>
-          <xs:element ref="pc:BDCEntity" minOccurs="0" maxOccurs="unbounded"/>
-        </xs:sequence>
-        <xs:attribute ref="pc:EntityNamespace"/>
-        <xs:attribute ref="pc:EntityName"/>
-        <xs:attribute ref="pc:SystemInstanceName"/>
-        <xs:attribute ref="pc:AssociationName"/>
-      </xs:complexType>
-    </xs:element>
-    <xs:attribute name="EntityNamespace" type="xs:string"/>
-    <xs:attribute name="EntityName" type="xs:string"/>
-    <xs:attribute name="SystemInstanceName" type="xs:string"/>
-    <xs:attribute name="AssociationName" type="xs:string"/>
-    <xs:element name="BDCEntity">
-      <xs:complexType>
-        <xs:sequence>
-          <xs:element ref="pc:EntityDisplayName" minOccurs="0"/>
-          <xs:element ref="pc:EntityInstanceReference" minOccurs="0"/>
-          <xs:element ref="pc:EntityId1" minOccurs="0"/>
-          <xs:element ref="pc:EntityId2" minOccurs="0"/>
-          <xs:element ref="pc:EntityId3" minOccurs="0"/>
-          <xs:element ref="pc:EntityId4" minOccurs="0"/>
-          <xs:element ref="pc:EntityId5" minOccurs="0"/>
-        </xs:sequence>
-      </xs:complexType>
-    </xs:element>
-    <xs:element name="EntityDisplayName" type="xs:string"/>
-    <xs:element name="EntityInstanceReference" type="xs:string"/>
-    <xs:element name="EntityId1" type="xs:string"/>
-    <xs:element name="EntityId2" type="xs:string"/>
-    <xs:element name="EntityId3" type="xs:string"/>
-    <xs:element name="EntityId4" type="xs:string"/>
-    <xs:element name="EntityId5" type="xs:string"/>
-    <xs:element name="Terms">
-      <xs:complexType>
-        <xs:sequence>
-          <xs:element ref="pc:TermInfo" minOccurs="0" maxOccurs="unbounded"/>
-        </xs:sequence>
-      </xs:complexType>
-    </xs:element>
-    <xs:element name="TermInfo">
-      <xs:complexType>
-        <xs:sequence>
-          <xs:element ref="pc:TermName" minOccurs="0"/>
-          <xs:element ref="pc:TermId" minOccurs="0"/>
-        </xs:sequence>
-      </xs:complexType>
-    </xs:element>
-    <xs:element name="TermName" type="xs:string"/>
-    <xs:element name="TermId" type="xs:string"/>
-  </xs:schema>
-</ct:contentTypeSchema>
-</file>
-
-<file path=customXml/itemProps13.xml><?xml version="1.0" encoding="utf-8"?>
-<ds:datastoreItem xmlns:ds="http://schemas.openxmlformats.org/officeDocument/2006/customXml" ds:itemID="{E6D12EA2-15F0-42BD-8937-4CAA258FF972}">
-  <ds:schemaRefs>
-    <ds:schemaRef ds:uri="http://schemas.microsoft.com/sharepoint/v3/contenttype/forms"/>
-  </ds:schemaRefs>
-</ds:datastoreItem>
-</file>
-
-<file path=customXml/itemProps22.xml><?xml version="1.0" encoding="utf-8"?>
-<ds:datastoreItem xmlns:ds="http://schemas.openxmlformats.org/officeDocument/2006/customXml" ds:itemID="{72A04DEE-D0CF-4D98-95ED-A2A28F072B4D}">
-  <ds:schemaRefs>
-    <ds:schemaRef ds:uri="http://schemas.microsoft.com/office/2006/metadata/properties"/>
-    <ds:schemaRef ds:uri="http://schemas.microsoft.com/office/infopath/2007/PartnerControls"/>
-    <ds:schemaRef ds:uri="http://schemas.microsoft.com/sharepoint/v3"/>
-    <ds:schemaRef ds:uri="71af3243-3dd4-4a8d-8c0d-dd76da1f02a5"/>
-    <ds:schemaRef ds:uri="230e9df3-be65-4c73-a93b-d1236ebd677e"/>
-  </ds:schemaRefs>
-</ds:datastoreItem>
-</file>
-
-<file path=customXml/itemProps31.xml><?xml version="1.0" encoding="utf-8"?>
-<ds:datastoreItem xmlns:ds="http://schemas.openxmlformats.org/officeDocument/2006/customXml" ds:itemID="{5D5274C7-AA16-DD45-BF03-060D4E3FDC2D}">
-  <ds:schemaRefs>
-    <ds:schemaRef ds:uri="http://schemas.openxmlformats.org/officeDocument/2006/bibliography"/>
-  </ds:schemaRefs>
-</ds:datastoreItem>
-</file>
-
-<file path=customXml/itemProps44.xml><?xml version="1.0" encoding="utf-8"?>
-<ds:datastoreItem xmlns:ds="http://schemas.openxmlformats.org/officeDocument/2006/customXml" ds:itemID="{5AA3D8B3-747F-4558-99D2-1356B1EA5FE8}"/>
-</file>
-
 <file path=docMetadata/LabelInfo.xml><?xml version="1.0" encoding="utf-8"?>
 <clbl:labelList xmlns:clbl="http://schemas.microsoft.com/office/2020/mipLabelMetadata"/>
 </file>